--- a/companies/saltmarsh-environmental/Firm/Firm Overview 2021 v3.docx
+++ b/companies/saltmarsh-environmental/Firm/Firm Overview 2021 v3.docx
@@ -7,17 +7,17 @@
         <w:pStyle w:val="Heading1"/>
       </w:pPr>
       <w:r>
-        <w:t>Saltmarsh Environmental Partners LLC: Firm Overview</w:t>
+        <w:t>Saltmarsh Environmental Partners</w:t>
       </w:r>
     </w:p>
     <w:p>
       <w:r>
-        <w:t>We are an environmental consulting firm working a tidal estuary and the ground that drains into it. Five people. Most of what we do starts in a pair of waders and ends on an agency reviewer's desk, and the distance between those two places is the whole of the business.</w:t>
+        <w:t>Saltmarsh Environmental Partners is a small environmental consulting firm that has worked on the same tidal estuary since 2011. There are five of us. We are the people a landowner, an agency, or a builder calls when a project runs up against the water and someone has to say, on the record, where the wetland begins and what it will take to work near it. That is a narrow kind of practice, and we have kept it narrow on purpose, because the value we offer is in knowing this ground and standing behind what we write about it.</w:t>
       </w:r>
     </w:p>
     <w:p>
       <w:r>
-        <w:t>Clients come to us for one of two reasons. Either a line has to be drawn on the ground before anything can be built on it, or a permit has already been issued and somebody has to demonstrate, season after season, that the conditions attached to it are being met. The first kind of work is short and consequential. The second is long, unglamorous, and the reason our client list is mostly repeat business.</w:t>
+        <w:t>Our clients are the people and bodies with a stake in this shoreline. A port authority manages a working waterfront and has to keep its projects on the right side of the permits that govern the water. A county conservation district looks after the district's wetlands and the restoration work that repairs them. And private landowners, from a family with a few acres to a developer with a site plan, need a wetland line drawn before they can build. Their needs are not the same, but they come down to the same requirement: an accurate reading of what is on the ground and a document an agency will accept.</w:t>
       </w:r>
     </w:p>
     <w:p>
@@ -25,47 +25,17 @@
         <w:pStyle w:val="Heading2"/>
       </w:pPr>
       <w:r>
-        <w:t>Services</w:t>
+        <w:t>The work</w:t>
       </w:r>
     </w:p>
     <w:p>
-      <w:pPr>
-        <w:pStyle w:val="ListBullet"/>
-      </w:pPr>
       <w:r>
-        <w:t>Wetland delineation and boundary determination: field flagging, routine data forms, mapping, and support through agency review and verification.</w:t>
+        <w:t>The firm was built around field work. Most of what we produce begins with someone standing in the marsh with a notebook and ends with a report an agency reviewer will read, often long after the fact, to decide whether a permit was met. Between those two points is the whole of our craft: careful observation, a checkable record, and prose plain enough that the reader is never in doubt about what was measured, where, and on what day.</w:t>
       </w:r>
     </w:p>
     <w:p>
-      <w:pPr>
-        <w:pStyle w:val="ListBullet"/>
-      </w:pPr>
       <w:r>
-        <w:t>Phase I Environmental Site Assessments, including records review, site reconnaissance, and interviews.</w:t>
-      </w:r>
-    </w:p>
-    <w:p>
-      <w:pPr>
-        <w:pStyle w:val="ListBullet"/>
-      </w:pPr>
-      <w:r>
-        <w:t>Sampling programs for sediment, soil, and surface water: design, collection, chain of custody, laboratory coordination, and data reduction.</w:t>
-      </w:r>
-    </w:p>
-    <w:p>
-      <w:pPr>
-        <w:pStyle w:val="ListBullet"/>
-      </w:pPr>
-      <w:r>
-        <w:t>Restoration and post-construction monitoring: fixed-station photography, vegetation and hydrology monitoring, and the annual reporting a permit requires.</w:t>
-      </w:r>
-    </w:p>
-    <w:p>
-      <w:pPr>
-        <w:pStyle w:val="ListBullet"/>
-      </w:pPr>
-      <w:r>
-        <w:t>Permit support and agency correspondence, including responses to reviewer comments on work we performed.</w:t>
+        <w:t>The work itself falls into four kinds. We delineate wetlands, which means walking a property and drawing the line between upland and wetland by the soils, the water, and the vegetation, so that an owner knows what can be built and what cannot. We conduct Phase I environmental site assessments, the records-and-observation review a buyer or a lender needs before a property changes hands. We design and run sampling programs, sediment and water, and we build the data workbooks that carry the results; every total in them is checked by hand before it goes to an agency. And we carry the long tail of monitoring that a restoration permit requires, returning to a site season after season to record whether what was promised is actually taking hold.</w:t>
       </w:r>
     </w:p>
     <w:p>
@@ -78,17 +48,12 @@
     </w:p>
     <w:p>
       <w:r>
-        <w:t>Every number in a deliverable is traceable to the sheet it came from. Field data forms, laboratory reports, and the workbook that reduces them stay together as one record, and totals are checked back against their sources before anything is submitted. That is not a courtesy to the client. A monitoring report written this year may be read years from now by a reviewer who has nobody left to ask, and the report has to answer on its own.</w:t>
+        <w:t>A few things are true of everything that leaves this office. We write in the plain, technical register that an agency reviewer expects, and we hedge a finding when the evidence asks us to, because a hedge is a professional obligation in this work and not a weakness in it. Nobody here oversells a result. And no number reaches an agency that I have not checked myself; a figure I cannot defend is a figure I will not submit. That habit is slower than the alternative, and it is the reason clients who need a defensible record keep coming back to us.</w:t>
       </w:r>
     </w:p>
     <w:p>
       <w:r>
-        <w:t>We write for that reader. Our reports say what was measured, where, on what date, and by what method. Where a method has limits, we state them. Where the data support a conclusion, we draw it; where they support a range, we give the range and leave it at that. Clients sometimes want more certainty than the work produced. We will explain what it would take to get it, and what it would cost, but we will not write it into a finding that cannot carry it. A hedge in our reports is a technical statement, not hesitation.</w:t>
-      </w:r>
-    </w:p>
-    <w:p>
-      <w:r>
-        <w:t>The firm is small on purpose. The people who walk the site are the people who write the report, and the same staff return to a monitoring site year after year, which is how you notice that a channel has migrated or that a planting failed on one bank and not the other. Nothing is subcontracted out to strangers and handed back to the client with our cover page on it.</w:t>
+        <w:t>Being small is deliberate. On any given file the same few people do the field work, the analysis, and the writing, so the person who stood on the site is also the one who writes the finding about it, and nothing is lost in a handoff between a crew that saw the ground and an office that did not.</w:t>
       </w:r>
     </w:p>
     <w:p>
@@ -96,70 +61,22 @@
         <w:pStyle w:val="Heading2"/>
       </w:pPr>
       <w:r>
-        <w:t>Representative client work</w:t>
+        <w:t>A sample of the work</w:t>
       </w:r>
     </w:p>
     <w:p>
       <w:r>
-        <w:t>Our engagement list is short by design. Clients we have worked for, in the order we first took work from them, include:</w:t>
-      </w:r>
-    </w:p>
-    <w:p>
-      <w:pPr>
-        <w:pStyle w:val="ListBullet"/>
-      </w:pPr>
-      <w:r>
-        <w:t>Dyer and Sons</w:t>
-      </w:r>
-    </w:p>
-    <w:p>
-      <w:pPr>
-        <w:pStyle w:val="ListBullet"/>
-      </w:pPr>
-      <w:r>
-        <w:t>Dyer and Sons</w:t>
-      </w:r>
-    </w:p>
-    <w:p>
-      <w:pPr>
-        <w:pStyle w:val="ListBullet"/>
-      </w:pPr>
-      <w:r>
-        <w:t>Salazar-Mendoza</w:t>
-      </w:r>
-    </w:p>
-    <w:p>
-      <w:pPr>
-        <w:pStyle w:val="ListBullet"/>
-      </w:pPr>
-      <w:r>
-        <w:t>Carter and Sons</w:t>
-      </w:r>
-    </w:p>
-    <w:p>
-      <w:pPr>
-        <w:pStyle w:val="ListBullet"/>
-      </w:pPr>
-      <w:r>
-        <w:t>Solis, Allen and Oconnell</w:t>
+        <w:t>The clearest way to describe our practice is to point to some of it. Over the last several years we have done delineations, assessments, sampling, and monitoring for a mix of public agencies and private landowners along this estuary. Among the engagements that fairly represent that range is our work for Dyer and Sons, Dyer and Sons, Salazar-Mendoza, Carter and Sons, and Solis, Allen and Oconnell. These are examples chosen to show the kind of work we take on and the sort of client we serve; they are not the whole of our practice, and no list this short could be. What they have in common is what every engagement here has in common: a permit or a decision waiting on the other side of a record we are willing to sign.</w:t>
       </w:r>
     </w:p>
     <w:p>
       <w:r>
-        <w:t>Across those engagements the work has ranged from a single boundary determination on a few acres to multi-season monitoring carried out on a schedule set by a permit rather than by us or by the client. Several began as a one-visit assessment and grew, at the client's request, into a sampling program with a defined analyte list and a reporting cycle. We have appeared with clients at agency meetings to explain our own methods, and we have written the response when a reviewer disagreed with a call. References are available on request; in a practice this size, the people who did the work are the ones who will take the call.</w:t>
-      </w:r>
-    </w:p>
-    <w:p>
-      <w:pPr>
-        <w:pStyle w:val="Heading2"/>
-      </w:pPr>
-      <w:r>
-        <w:t>Contact</w:t>
+        <w:t>If any of this matches a problem you are facing, we are easy to reach, and I answer for the firm's work myself. Call and we will tell you plainly whether it is work we can do well, and if it is, what it will take.</w:t>
       </w:r>
     </w:p>
     <w:p>
       <w:r>
-        <w:t>Scopes of work go out as a letter over the signature of Angela Flynn, Managing Principal, who reads every deliverable this office produces before it leaves. Inquiries about a proposed scope, a schedule, or a delineation that needs to happen before a season closes should go to her directly.</w:t>
+        <w:t>Angela Flynn, Managing Principal</w:t>
       </w:r>
     </w:p>
     <w:sectPr>
